--- a/docs/PROJECT_MASTER_BLUEPRINT.docx
+++ b/docs/PROJECT_MASTER_BLUEPRINT.docx
@@ -365,7 +365,7 @@
           <w:color w:val="1A202C"/>
           <w:sz w:val="20"/>
         </w:rPr>
-        <w:t>must adhere to these 5 rules</w:t>
+        <w:t>must adhere to these 6 rules</w:t>
       </w:r>
       <w:r>
         <w:rPr>
@@ -635,6 +635,115 @@
           <w:sz w:val="22"/>
         </w:rPr>
         <w:t>✦  Gross Profit = (Order Subtotal - Discount) - Σ (Unit Cost Price  ×  Quantity)</w:t>
+      </w:r>
+    </w:p>
+    <w:p>
+      <w:pPr>
+        <w:pStyle w:val="ListNumber"/>
+        <w:spacing w:before="0" w:after="40"/>
+      </w:pPr>
+      <w:r>
+        <w:rPr>
+          <w:rFonts w:ascii="Calibri" w:hAnsi="Calibri"/>
+          <w:b/>
+          <w:color w:val="1A202C"/>
+          <w:sz w:val="20"/>
+        </w:rPr>
+        <w:t>Zero Hardcoded Content Policy (100% Dynamic Content Engine):</w:t>
+      </w:r>
+    </w:p>
+    <w:p>
+      <w:pPr>
+        <w:pStyle w:val="ListBullet"/>
+        <w:spacing w:before="0" w:after="40"/>
+      </w:pPr>
+      <w:r>
+        <w:rPr>
+          <w:rFonts w:ascii="Calibri" w:hAnsi="Calibri"/>
+          <w:b/>
+          <w:color w:val="1A202C"/>
+          <w:sz w:val="20"/>
+        </w:rPr>
+        <w:t>NO hardcoded strings, logos, phones, emails, social links, currency symbols, or banners are allowed anywhere in the frontend or backend.</w:t>
+      </w:r>
+    </w:p>
+    <w:p>
+      <w:pPr>
+        <w:pStyle w:val="ListBullet"/>
+        <w:spacing w:before="0" w:after="40"/>
+      </w:pPr>
+      <w:r>
+        <w:rPr>
+          <w:rFonts w:ascii="Calibri" w:hAnsi="Calibri"/>
+          <w:color w:val="2D3748"/>
+          <w:sz w:val="20"/>
+        </w:rPr>
+        <w:t xml:space="preserve">All brand identity assets (Site Name, Main Logo, White Logo, Favicon, Tagline, Copyright), Contact Info (Phone, WhatsApp, Support Email, Physical Address, Map URL), Commerce Configs (Currency Symbol, Currency Code, VAT %, Shipping Rates, Free Shipping Threshold), Social Media Links, Homepage Hero Sliders, Promo Banners, and Policy Pages (About Us, Terms, Privacy, FAQ) must be </w:t>
+      </w:r>
+      <w:r>
+        <w:rPr>
+          <w:rFonts w:ascii="Calibri" w:hAnsi="Calibri"/>
+          <w:b/>
+          <w:color w:val="1A202C"/>
+          <w:sz w:val="20"/>
+        </w:rPr>
+        <w:t>100% editable from the Admin Settings &amp; CMS Panels</w:t>
+      </w:r>
+      <w:r>
+        <w:rPr>
+          <w:rFonts w:ascii="Calibri" w:hAnsi="Calibri"/>
+          <w:color w:val="2D3748"/>
+          <w:sz w:val="20"/>
+        </w:rPr>
+        <w:t>.</w:t>
+      </w:r>
+    </w:p>
+    <w:p>
+      <w:pPr>
+        <w:pStyle w:val="ListBullet"/>
+        <w:spacing w:before="0" w:after="40"/>
+      </w:pPr>
+      <w:r>
+        <w:rPr>
+          <w:rFonts w:ascii="Calibri" w:hAnsi="Calibri"/>
+          <w:color w:val="2D3748"/>
+          <w:sz w:val="20"/>
+        </w:rPr>
+        <w:t xml:space="preserve">Settings must be cached in Redis with high performance and shared globally via </w:t>
+      </w:r>
+      <w:r>
+        <w:rPr>
+          <w:rFonts w:ascii="Consolas" w:hAnsi="Consolas"/>
+          <w:b/>
+          <w:color w:val="C53030"/>
+          <w:sz w:val="19"/>
+        </w:rPr>
+        <w:t>HandleInertiaRequests.php</w:t>
+      </w:r>
+      <w:r>
+        <w:rPr>
+          <w:rFonts w:ascii="Calibri" w:hAnsi="Calibri"/>
+          <w:color w:val="2D3748"/>
+          <w:sz w:val="20"/>
+        </w:rPr>
+        <w:t xml:space="preserve"> (</w:t>
+      </w:r>
+      <w:r>
+        <w:rPr>
+          <w:rFonts w:ascii="Consolas" w:hAnsi="Consolas"/>
+          <w:b/>
+          <w:color w:val="C53030"/>
+          <w:sz w:val="19"/>
+        </w:rPr>
+        <w:t>$page.props.settings</w:t>
+      </w:r>
+      <w:r>
+        <w:rPr>
+          <w:rFonts w:ascii="Calibri" w:hAnsi="Calibri"/>
+          <w:color w:val="2D3748"/>
+          <w:sz w:val="20"/>
+        </w:rPr>
+        <w:t>) so every React component has instantaneous zero-query access.</w:t>
       </w:r>
     </w:p>
     <w:p>
@@ -704,15 +813,15 @@
               <w:br/>
               <w:t xml:space="preserve">   ├── Actions/          # Single-purpose domain mutations (CreateOrderAction, AdjustStockAction)</w:t>
               <w:br/>
-              <w:t xml:space="preserve">   ├── Services/         # Reusable engines (CartSessionManager, InvoicePdfGenerator, CouponService)</w:t>
+              <w:t xml:space="preserve">   ├── Services/         # Reusable engines (CartSessionManager, InvoicePdfGenerator, CouponService, SettingService)</w:t>
               <w:br/>
               <w:t xml:space="preserve">   ├── Http/</w:t>
               <w:br/>
               <w:t xml:space="preserve">   │   ├── Controllers/  # Thin Inertia handlers (Admin/, Storefront/, Auth/)</w:t>
               <w:br/>
-              <w:t xml:space="preserve">   │   ├── Middleware/   # EnsureAdminAccess, RoleMiddleware</w:t>
+              <w:t xml:space="preserve">   │   ├── Middleware/   # EnsureAdminAccess, HandleInertiaRequests (Shared Settings)</w:t>
               <w:br/>
-              <w:t xml:space="preserve">   │   └── Requests/     # Form validation (ProductStoreRequest, CheckoutRequest)</w:t>
+              <w:t xml:space="preserve">   │   └── Requests/     # Form validation (ProductStoreRequest, CheckoutRequest, SettingUpdateRequest)</w:t>
               <w:br/>
               <w:t xml:space="preserve">   ├── Models/           # Eloquent models with typed scopes and relations</w:t>
               <w:br/>
@@ -4553,7 +4662,7 @@
           <w:color w:val="2D3748"/>
           <w:sz w:val="23"/>
         </w:rPr>
-        <w:t>🔹 PHASE 20: BUSINESS INTELLIGENCE, SYSTEM AUDIT TRAIL &amp; PRODUCTION QA</w:t>
+        <w:t>🔹 PHASE 20: DYNAMIC SETTINGS CMS, BUSINESS INTELLIGENCE, AUDIT TRAIL &amp; PRODUCTION QA</w:t>
       </w:r>
     </w:p>
     <w:p>
@@ -4570,82 +4679,20 @@
         </w:rPr>
         <w:t>Scope:</w:t>
       </w:r>
-      <w:r>
-        <w:rPr>
-          <w:rFonts w:ascii="Calibri" w:hAnsi="Calibri"/>
-          <w:color w:val="2D3748"/>
-          <w:sz w:val="20"/>
-        </w:rPr>
-        <w:t xml:space="preserve"> </w:t>
-      </w:r>
-      <w:r>
-        <w:rPr>
-          <w:rFonts w:ascii="Consolas" w:hAnsi="Consolas"/>
+    </w:p>
+    <w:p>
+      <w:pPr>
+        <w:pStyle w:val="ListNumber"/>
+        <w:spacing w:before="0" w:after="40"/>
+      </w:pPr>
+      <w:r>
+        <w:rPr>
+          <w:rFonts w:ascii="Calibri" w:hAnsi="Calibri"/>
           <w:b/>
-          <w:color w:val="C53030"/>
-          <w:sz w:val="19"/>
-        </w:rPr>
-        <w:t>BusinessAnalyticsService</w:t>
-      </w:r>
-      <w:r>
-        <w:rPr>
-          <w:rFonts w:ascii="Calibri" w:hAnsi="Calibri"/>
-          <w:color w:val="2D3748"/>
-          <w:sz w:val="20"/>
-        </w:rPr>
-        <w:t xml:space="preserve"> (Real-time Gross/Net Sales, Real Profit </w:t>
-      </w:r>
-      <w:r>
-        <w:rPr>
-          <w:rFonts w:ascii="Cambria Math" w:hAnsi="Cambria Math"/>
-          <w:b/>
-          <w:i/>
-          <w:color w:val="2C5282"/>
-          <w:sz w:val="20"/>
-        </w:rPr>
-        <w:t>Sales - COGS</w:t>
-      </w:r>
-      <w:r>
-        <w:rPr>
-          <w:rFonts w:ascii="Calibri" w:hAnsi="Calibri"/>
-          <w:color w:val="2D3748"/>
-          <w:sz w:val="20"/>
-        </w:rPr>
-        <w:t xml:space="preserve">, MoM/YoY growth curves, Dead Stock report, ApexCharts), </w:t>
-      </w:r>
-      <w:r>
-        <w:rPr>
-          <w:rFonts w:ascii="Consolas" w:hAnsi="Consolas"/>
-          <w:b/>
-          <w:color w:val="C53030"/>
-          <w:sz w:val="19"/>
-        </w:rPr>
-        <w:t>activity_logs</w:t>
-      </w:r>
-      <w:r>
-        <w:rPr>
-          <w:rFonts w:ascii="Calibri" w:hAnsi="Calibri"/>
-          <w:color w:val="2D3748"/>
-          <w:sz w:val="20"/>
-        </w:rPr>
-        <w:t xml:space="preserve"> audit observer, store settings, </w:t>
-      </w:r>
-      <w:r>
-        <w:rPr>
-          <w:rFonts w:ascii="Consolas" w:hAnsi="Consolas"/>
-          <w:b/>
-          <w:color w:val="C53030"/>
-          <w:sz w:val="19"/>
-        </w:rPr>
-        <w:t>DatabaseSeeder.php</w:t>
-      </w:r>
-      <w:r>
-        <w:rPr>
-          <w:rFonts w:ascii="Calibri" w:hAnsi="Calibri"/>
-          <w:color w:val="2D3748"/>
-          <w:sz w:val="20"/>
-        </w:rPr>
-        <w:t>.</w:t>
+          <w:color w:val="1A202C"/>
+          <w:sz w:val="20"/>
+        </w:rPr>
+        <w:t>Complete Dynamic Settings &amp; CMS Engine (Zero Hardcoding):</w:t>
       </w:r>
     </w:p>
     <w:p>
@@ -4656,87 +4703,10 @@
       <w:r>
         <w:rPr>
           <w:rFonts w:ascii="Calibri" w:hAnsi="Calibri"/>
-          <w:b/>
-          <w:color w:val="1A202C"/>
-          <w:sz w:val="20"/>
-        </w:rPr>
-        <w:t>Key Files:</w:t>
-      </w:r>
-      <w:r>
-        <w:rPr>
-          <w:rFonts w:ascii="Calibri" w:hAnsi="Calibri"/>
           <w:color w:val="2D3748"/>
           <w:sz w:val="20"/>
         </w:rPr>
-        <w:t xml:space="preserve"> </w:t>
-      </w:r>
-      <w:r>
-        <w:rPr>
-          <w:rFonts w:ascii="Consolas" w:hAnsi="Consolas"/>
-          <w:b/>
-          <w:color w:val="C53030"/>
-          <w:sz w:val="19"/>
-        </w:rPr>
-        <w:t>app/Services/Analytics/BusinessAnalyticsService.php</w:t>
-      </w:r>
-      <w:r>
-        <w:rPr>
-          <w:rFonts w:ascii="Calibri" w:hAnsi="Calibri"/>
-          <w:color w:val="2D3748"/>
-          <w:sz w:val="20"/>
-        </w:rPr>
-        <w:t xml:space="preserve">, </w:t>
-      </w:r>
-      <w:r>
-        <w:rPr>
-          <w:rFonts w:ascii="Consolas" w:hAnsi="Consolas"/>
-          <w:b/>
-          <w:color w:val="C53030"/>
-          <w:sz w:val="19"/>
-        </w:rPr>
-        <w:t>app/Observers/ActivityLogObserver.php</w:t>
-      </w:r>
-      <w:r>
-        <w:rPr>
-          <w:rFonts w:ascii="Calibri" w:hAnsi="Calibri"/>
-          <w:color w:val="2D3748"/>
-          <w:sz w:val="20"/>
-        </w:rPr>
-        <w:t xml:space="preserve">, </w:t>
-      </w:r>
-      <w:r>
-        <w:rPr>
-          <w:rFonts w:ascii="Consolas" w:hAnsi="Consolas"/>
-          <w:b/>
-          <w:color w:val="C53030"/>
-          <w:sz w:val="19"/>
-        </w:rPr>
-        <w:t>resources/js/Pages/Admin/Dashboard.jsx</w:t>
-      </w:r>
-      <w:r>
-        <w:rPr>
-          <w:rFonts w:ascii="Calibri" w:hAnsi="Calibri"/>
-          <w:color w:val="2D3748"/>
-          <w:sz w:val="20"/>
-        </w:rPr>
-        <w:t xml:space="preserve">, </w:t>
-      </w:r>
-      <w:r>
-        <w:rPr>
-          <w:rFonts w:ascii="Consolas" w:hAnsi="Consolas"/>
-          <w:b/>
-          <w:color w:val="C53030"/>
-          <w:sz w:val="19"/>
-        </w:rPr>
-        <w:t>database/seeders/DatabaseSeeder.php</w:t>
-      </w:r>
-      <w:r>
-        <w:rPr>
-          <w:rFonts w:ascii="Calibri" w:hAnsi="Calibri"/>
-          <w:color w:val="2D3748"/>
-          <w:sz w:val="20"/>
-        </w:rPr>
-        <w:t>.</w:t>
+        <w:t>Manage Site Identity (Name, Logos, Favicon, Tagline, Copyright).</w:t>
       </w:r>
     </w:p>
     <w:p>
@@ -4747,19 +4717,94 @@
       <w:r>
         <w:rPr>
           <w:rFonts w:ascii="Calibri" w:hAnsi="Calibri"/>
-          <w:b/>
-          <w:color w:val="1A202C"/>
-          <w:sz w:val="20"/>
-        </w:rPr>
-        <w:t>Testing:</w:t>
-      </w:r>
-      <w:r>
-        <w:rPr>
-          <w:rFonts w:ascii="Calibri" w:hAnsi="Calibri"/>
           <w:color w:val="2D3748"/>
           <w:sz w:val="20"/>
         </w:rPr>
-        <w:t xml:space="preserve"> Run </w:t>
+        <w:t>Contact &amp; Support (Phones, WhatsApp, Email, Store Address, Google Map).</w:t>
+      </w:r>
+    </w:p>
+    <w:p>
+      <w:pPr>
+        <w:pStyle w:val="ListBullet"/>
+        <w:spacing w:before="0" w:after="40"/>
+      </w:pPr>
+      <w:r>
+        <w:rPr>
+          <w:rFonts w:ascii="Calibri" w:hAnsi="Calibri"/>
+          <w:color w:val="2D3748"/>
+          <w:sz w:val="20"/>
+        </w:rPr>
+        <w:t>Social Links (Facebook, Instagram, YouTube, TikTok, X, LinkedIn).</w:t>
+      </w:r>
+    </w:p>
+    <w:p>
+      <w:pPr>
+        <w:pStyle w:val="ListBullet"/>
+        <w:spacing w:before="0" w:after="40"/>
+      </w:pPr>
+      <w:r>
+        <w:rPr>
+          <w:rFonts w:ascii="Calibri" w:hAnsi="Calibri"/>
+          <w:color w:val="2D3748"/>
+          <w:sz w:val="20"/>
+        </w:rPr>
+        <w:t>Commerce &amp; Currency Settings (Currency Symbol, Code, Position, VAT %, Delivery Charges, Free Shipping Threshold).</w:t>
+      </w:r>
+    </w:p>
+    <w:p>
+      <w:pPr>
+        <w:pStyle w:val="ListBullet"/>
+        <w:spacing w:before="0" w:after="40"/>
+      </w:pPr>
+      <w:r>
+        <w:rPr>
+          <w:rFonts w:ascii="Calibri" w:hAnsi="Calibri"/>
+          <w:color w:val="2D3748"/>
+          <w:sz w:val="20"/>
+        </w:rPr>
+        <w:t>Invoice Config (Legal Company Name, VAT/BIN, Invoice Footers &amp; Return Terms).</w:t>
+      </w:r>
+    </w:p>
+    <w:p>
+      <w:pPr>
+        <w:pStyle w:val="ListBullet"/>
+        <w:spacing w:before="0" w:after="40"/>
+      </w:pPr>
+      <w:r>
+        <w:rPr>
+          <w:rFonts w:ascii="Calibri" w:hAnsi="Calibri"/>
+          <w:color w:val="2D3748"/>
+          <w:sz w:val="20"/>
+        </w:rPr>
+        <w:t>Homepage Banners &amp; Sliders (Hero slides, promo banners, announcement ticker).</w:t>
+      </w:r>
+    </w:p>
+    <w:p>
+      <w:pPr>
+        <w:pStyle w:val="ListBullet"/>
+        <w:spacing w:before="0" w:after="40"/>
+      </w:pPr>
+      <w:r>
+        <w:rPr>
+          <w:rFonts w:ascii="Calibri" w:hAnsi="Calibri"/>
+          <w:color w:val="2D3748"/>
+          <w:sz w:val="20"/>
+        </w:rPr>
+        <w:t>Dynamic Policy Pages (About Us, Terms, Privacy, FAQ).</w:t>
+      </w:r>
+    </w:p>
+    <w:p>
+      <w:pPr>
+        <w:pStyle w:val="ListBullet"/>
+        <w:spacing w:before="0" w:after="40"/>
+      </w:pPr>
+      <w:r>
+        <w:rPr>
+          <w:rFonts w:ascii="Calibri" w:hAnsi="Calibri"/>
+          <w:color w:val="2D3748"/>
+          <w:sz w:val="20"/>
+        </w:rPr>
+        <w:t xml:space="preserve">Cached in Redis and passed to all React components via </w:t>
       </w:r>
       <w:r>
         <w:rPr>
@@ -4768,7 +4813,7 @@
           <w:color w:val="C53030"/>
           <w:sz w:val="19"/>
         </w:rPr>
-        <w:t>php artisan test</w:t>
+        <w:t>$page.props.settings</w:t>
       </w:r>
       <w:r>
         <w:rPr>
@@ -4776,7 +4821,30 @@
           <w:color w:val="2D3748"/>
           <w:sz w:val="20"/>
         </w:rPr>
-        <w:t xml:space="preserve"> </w:t>
+        <w:t>.</w:t>
+      </w:r>
+    </w:p>
+    <w:p>
+      <w:pPr>
+        <w:pStyle w:val="ListNumber"/>
+        <w:spacing w:before="0" w:after="40"/>
+      </w:pPr>
+      <w:r>
+        <w:rPr>
+          <w:rFonts w:ascii="Calibri" w:hAnsi="Calibri"/>
+          <w:b/>
+          <w:color w:val="1A202C"/>
+          <w:sz w:val="20"/>
+        </w:rPr>
+        <w:t>Business Analytics:</w:t>
+      </w:r>
+      <w:r>
+        <w:rPr>
+          <w:rFonts w:ascii="Calibri" w:hAnsi="Calibri"/>
+          <w:color w:val="2D3748"/>
+          <w:sz w:val="20"/>
+        </w:rPr>
+        <w:t xml:space="preserve"> Real-time Gross/Net Sales, Real Profit (</w:t>
       </w:r>
       <w:r>
         <w:rPr>
@@ -4786,7 +4854,7 @@
           <w:color w:val="2C5282"/>
           <w:sz w:val="20"/>
         </w:rPr>
-        <w:t>\to</w:t>
+        <w:t>Sales - COGS</w:t>
       </w:r>
       <w:r>
         <w:rPr>
@@ -4794,7 +4862,30 @@
           <w:color w:val="2D3748"/>
           <w:sz w:val="20"/>
         </w:rPr>
-        <w:t xml:space="preserve"> 100% tests pass; run </w:t>
+        <w:t>), MoM/YoY growth curves, Dead Stock report, ApexCharts.</w:t>
+      </w:r>
+    </w:p>
+    <w:p>
+      <w:pPr>
+        <w:pStyle w:val="ListNumber"/>
+        <w:spacing w:before="0" w:after="40"/>
+      </w:pPr>
+      <w:r>
+        <w:rPr>
+          <w:rFonts w:ascii="Calibri" w:hAnsi="Calibri"/>
+          <w:b/>
+          <w:color w:val="1A202C"/>
+          <w:sz w:val="20"/>
+        </w:rPr>
+        <w:t>Audit Trail:</w:t>
+      </w:r>
+      <w:r>
+        <w:rPr>
+          <w:rFonts w:ascii="Calibri" w:hAnsi="Calibri"/>
+          <w:color w:val="2D3748"/>
+          <w:sz w:val="20"/>
+        </w:rPr>
+        <w:t xml:space="preserve"> </w:t>
       </w:r>
       <w:r>
         <w:rPr>
@@ -4803,7 +4894,7 @@
           <w:color w:val="C53030"/>
           <w:sz w:val="19"/>
         </w:rPr>
-        <w:t>php artisan db:seed</w:t>
+        <w:t>activity_logs</w:t>
       </w:r>
       <w:r>
         <w:rPr>
@@ -4811,7 +4902,47 @@
           <w:color w:val="2D3748"/>
           <w:sz w:val="20"/>
         </w:rPr>
+        <w:t xml:space="preserve"> observer tracking before/after values on all admin mutations.</w:t>
+      </w:r>
+    </w:p>
+    <w:p>
+      <w:pPr>
+        <w:pStyle w:val="ListNumber"/>
+        <w:spacing w:before="0" w:after="40"/>
+      </w:pPr>
+      <w:r>
+        <w:rPr>
+          <w:rFonts w:ascii="Calibri" w:hAnsi="Calibri"/>
+          <w:b/>
+          <w:color w:val="1A202C"/>
+          <w:sz w:val="20"/>
+        </w:rPr>
+        <w:t>Production QA:</w:t>
+      </w:r>
+      <w:r>
+        <w:rPr>
+          <w:rFonts w:ascii="Calibri" w:hAnsi="Calibri"/>
+          <w:color w:val="2D3748"/>
+          <w:sz w:val="20"/>
+        </w:rPr>
         <w:t xml:space="preserve"> </w:t>
+      </w:r>
+      <w:r>
+        <w:rPr>
+          <w:rFonts w:ascii="Consolas" w:hAnsi="Consolas"/>
+          <w:b/>
+          <w:color w:val="C53030"/>
+          <w:sz w:val="19"/>
+        </w:rPr>
+        <w:t>DatabaseSeeder.php</w:t>
+      </w:r>
+      <w:r>
+        <w:rPr>
+          <w:rFonts w:ascii="Calibri" w:hAnsi="Calibri"/>
+          <w:color w:val="2D3748"/>
+          <w:sz w:val="20"/>
+        </w:rPr>
+        <w:t xml:space="preserve"> hydrating realistic demo data in </w:t>
       </w:r>
       <w:r>
         <w:rPr>
@@ -4821,7 +4952,7 @@
           <w:color w:val="2C5282"/>
           <w:sz w:val="20"/>
         </w:rPr>
-        <w:t>\to</w:t>
+        <w:t>&lt;10</w:t>
       </w:r>
       <w:r>
         <w:rPr>
@@ -4829,7 +4960,172 @@
           <w:color w:val="2D3748"/>
           <w:sz w:val="20"/>
         </w:rPr>
-        <w:t xml:space="preserve"> full demo store hydrated in </w:t>
+        <w:t>s.</w:t>
+      </w:r>
+    </w:p>
+    <w:p>
+      <w:pPr>
+        <w:pStyle w:val="ListBullet"/>
+        <w:spacing w:before="0" w:after="40"/>
+      </w:pPr>
+      <w:r>
+        <w:rPr>
+          <w:rFonts w:ascii="Calibri" w:hAnsi="Calibri"/>
+          <w:b/>
+          <w:color w:val="1A202C"/>
+          <w:sz w:val="20"/>
+        </w:rPr>
+        <w:t>Key Files:</w:t>
+      </w:r>
+      <w:r>
+        <w:rPr>
+          <w:rFonts w:ascii="Calibri" w:hAnsi="Calibri"/>
+          <w:color w:val="2D3748"/>
+          <w:sz w:val="20"/>
+        </w:rPr>
+        <w:t xml:space="preserve"> </w:t>
+      </w:r>
+      <w:r>
+        <w:rPr>
+          <w:rFonts w:ascii="Consolas" w:hAnsi="Consolas"/>
+          <w:b/>
+          <w:color w:val="C53030"/>
+          <w:sz w:val="19"/>
+        </w:rPr>
+        <w:t>app/Services/Settings/SettingService.php</w:t>
+      </w:r>
+      <w:r>
+        <w:rPr>
+          <w:rFonts w:ascii="Calibri" w:hAnsi="Calibri"/>
+          <w:color w:val="2D3748"/>
+          <w:sz w:val="20"/>
+        </w:rPr>
+        <w:t xml:space="preserve">, </w:t>
+      </w:r>
+      <w:r>
+        <w:rPr>
+          <w:rFonts w:ascii="Consolas" w:hAnsi="Consolas"/>
+          <w:b/>
+          <w:color w:val="C53030"/>
+          <w:sz w:val="19"/>
+        </w:rPr>
+        <w:t>app/Http/Controllers/Admin/SettingController.php</w:t>
+      </w:r>
+      <w:r>
+        <w:rPr>
+          <w:rFonts w:ascii="Calibri" w:hAnsi="Calibri"/>
+          <w:color w:val="2D3748"/>
+          <w:sz w:val="20"/>
+        </w:rPr>
+        <w:t xml:space="preserve">, </w:t>
+      </w:r>
+      <w:r>
+        <w:rPr>
+          <w:rFonts w:ascii="Consolas" w:hAnsi="Consolas"/>
+          <w:b/>
+          <w:color w:val="C53030"/>
+          <w:sz w:val="19"/>
+        </w:rPr>
+        <w:t>resources/js/Pages/Admin/Settings/*</w:t>
+      </w:r>
+      <w:r>
+        <w:rPr>
+          <w:rFonts w:ascii="Calibri" w:hAnsi="Calibri"/>
+          <w:color w:val="2D3748"/>
+          <w:sz w:val="20"/>
+        </w:rPr>
+        <w:t xml:space="preserve">, </w:t>
+      </w:r>
+      <w:r>
+        <w:rPr>
+          <w:rFonts w:ascii="Consolas" w:hAnsi="Consolas"/>
+          <w:b/>
+          <w:color w:val="C53030"/>
+          <w:sz w:val="19"/>
+        </w:rPr>
+        <w:t>app/Services/Analytics/BusinessAnalyticsService.php</w:t>
+      </w:r>
+      <w:r>
+        <w:rPr>
+          <w:rFonts w:ascii="Calibri" w:hAnsi="Calibri"/>
+          <w:color w:val="2D3748"/>
+          <w:sz w:val="20"/>
+        </w:rPr>
+        <w:t xml:space="preserve">, </w:t>
+      </w:r>
+      <w:r>
+        <w:rPr>
+          <w:rFonts w:ascii="Consolas" w:hAnsi="Consolas"/>
+          <w:b/>
+          <w:color w:val="C53030"/>
+          <w:sz w:val="19"/>
+        </w:rPr>
+        <w:t>app/Observers/ActivityLogObserver.php</w:t>
+      </w:r>
+      <w:r>
+        <w:rPr>
+          <w:rFonts w:ascii="Calibri" w:hAnsi="Calibri"/>
+          <w:color w:val="2D3748"/>
+          <w:sz w:val="20"/>
+        </w:rPr>
+        <w:t xml:space="preserve">, </w:t>
+      </w:r>
+      <w:r>
+        <w:rPr>
+          <w:rFonts w:ascii="Consolas" w:hAnsi="Consolas"/>
+          <w:b/>
+          <w:color w:val="C53030"/>
+          <w:sz w:val="19"/>
+        </w:rPr>
+        <w:t>resources/js/Pages/Admin/Dashboard.jsx</w:t>
+      </w:r>
+      <w:r>
+        <w:rPr>
+          <w:rFonts w:ascii="Calibri" w:hAnsi="Calibri"/>
+          <w:color w:val="2D3748"/>
+          <w:sz w:val="20"/>
+        </w:rPr>
+        <w:t xml:space="preserve">, </w:t>
+      </w:r>
+      <w:r>
+        <w:rPr>
+          <w:rFonts w:ascii="Consolas" w:hAnsi="Consolas"/>
+          <w:b/>
+          <w:color w:val="C53030"/>
+          <w:sz w:val="19"/>
+        </w:rPr>
+        <w:t>database/seeders/DatabaseSeeder.php</w:t>
+      </w:r>
+      <w:r>
+        <w:rPr>
+          <w:rFonts w:ascii="Calibri" w:hAnsi="Calibri"/>
+          <w:color w:val="2D3748"/>
+          <w:sz w:val="20"/>
+        </w:rPr>
+        <w:t>.</w:t>
+      </w:r>
+    </w:p>
+    <w:p>
+      <w:pPr>
+        <w:pStyle w:val="ListBullet"/>
+        <w:spacing w:before="0" w:after="40"/>
+      </w:pPr>
+      <w:r>
+        <w:rPr>
+          <w:rFonts w:ascii="Calibri" w:hAnsi="Calibri"/>
+          <w:b/>
+          <w:color w:val="1A202C"/>
+          <w:sz w:val="20"/>
+        </w:rPr>
+        <w:t>Testing:</w:t>
+      </w:r>
+      <w:r>
+        <w:rPr>
+          <w:rFonts w:ascii="Calibri" w:hAnsi="Calibri"/>
+          <w:color w:val="2D3748"/>
+          <w:sz w:val="20"/>
+        </w:rPr>
+        <w:t xml:space="preserve"> Update Site Logo, Phone, Currency Symbol, and Hero Banner in Admin </w:t>
       </w:r>
       <w:r>
         <w:rPr>
@@ -4839,7 +5135,7 @@
           <w:color w:val="2C5282"/>
           <w:sz w:val="20"/>
         </w:rPr>
-        <w:t>&lt;10</w:t>
+        <w:t>\to</w:t>
       </w:r>
       <w:r>
         <w:rPr>
@@ -4847,7 +5143,42 @@
           <w:color w:val="2D3748"/>
           <w:sz w:val="20"/>
         </w:rPr>
-        <w:t xml:space="preserve"> seconds.</w:t>
+        <w:t xml:space="preserve"> verify immediate reflection across storefront header, footer, checkout, and invoices without hardcoded strings; run </w:t>
+      </w:r>
+      <w:r>
+        <w:rPr>
+          <w:rFonts w:ascii="Consolas" w:hAnsi="Consolas"/>
+          <w:b/>
+          <w:color w:val="C53030"/>
+          <w:sz w:val="19"/>
+        </w:rPr>
+        <w:t>php artisan test</w:t>
+      </w:r>
+      <w:r>
+        <w:rPr>
+          <w:rFonts w:ascii="Calibri" w:hAnsi="Calibri"/>
+          <w:color w:val="2D3748"/>
+          <w:sz w:val="20"/>
+        </w:rPr>
+        <w:t xml:space="preserve"> </w:t>
+      </w:r>
+      <w:r>
+        <w:rPr>
+          <w:rFonts w:ascii="Cambria Math" w:hAnsi="Cambria Math"/>
+          <w:b/>
+          <w:i/>
+          <w:color w:val="2C5282"/>
+          <w:sz w:val="20"/>
+        </w:rPr>
+        <w:t>\to</w:t>
+      </w:r>
+      <w:r>
+        <w:rPr>
+          <w:rFonts w:ascii="Calibri" w:hAnsi="Calibri"/>
+          <w:color w:val="2D3748"/>
+          <w:sz w:val="20"/>
+        </w:rPr>
+        <w:t xml:space="preserve"> 100% tests pass.</w:t>
       </w:r>
     </w:p>
     <w:p>
